--- a/word_reports/LP_0360_위치_189_Tommy Palmer_Tenor Saxoph.docx
+++ b/word_reports/LP_0360_위치_189_Tommy Palmer_Tenor Saxoph.docx
@@ -4,7 +4,7 @@
   <w:body>
     <w:p>
       <w:pPr>
-        <w:spacing w:after="280"/>
+        <w:spacing w:after="80"/>
       </w:pPr>
       <w:r>
         <w:rPr w:rFonts="맑은 고딕">
@@ -13,94 +13,47 @@
           <w:color w:val="1E3A8A"/>
           <w:sz w:val="30"/>
         </w:rPr>
-        <w:t>[189] Tommy Palmer - Tenor Saxophone Mood ... Edition 2</w:t>
+        <w:t>Tommy Palmer (토미 팔머) - Tenor Saxophone Mood ... Edition 2</w:t>
       </w:r>
     </w:p>
     <w:p>
       <w:pPr>
-        <w:spacing w:after="320"/>
+        <w:spacing w:after="240"/>
       </w:pPr>
       <w:r>
         <w:rPr w:rFonts="맑은 고딕">
           <w:rFonts w:ascii="맑은 고딕" w:hAnsi="맑은 고딕" w:eastAsia="맑은 고딕"/>
           <w:b/>
-          <w:sz w:val="20"/>
+          <w:color w:val="4B5563"/>
+          <w:sz w:val="22"/>
         </w:rPr>
-        <w:t>■ 위치 : 189</w:t>
-        <w:br/>
-      </w:r>
-      <w:r>
-        <w:rPr w:rFonts="맑은 고딕">
-          <w:rFonts w:ascii="맑은 고딕" w:hAnsi="맑은 고딕" w:eastAsia="맑은 고딕"/>
-          <w:b/>
-          <w:sz w:val="20"/>
-        </w:rPr>
-        <w:t>■ 아티스트 : Tommy Palmer</w:t>
-        <w:br/>
-      </w:r>
-      <w:r>
-        <w:rPr w:rFonts="맑은 고딕">
-          <w:rFonts w:ascii="맑은 고딕" w:hAnsi="맑은 고딕" w:eastAsia="맑은 고딕"/>
-          <w:b/>
-          <w:sz w:val="20"/>
-        </w:rPr>
-        <w:t>■ 앨범명 : Tenor Saxophone Mood ... Edition 2</w:t>
-        <w:br/>
-      </w:r>
-      <w:r>
-        <w:rPr w:rFonts="맑은 고딕">
-          <w:rFonts w:ascii="맑은 고딕" w:hAnsi="맑은 고딕" w:eastAsia="맑은 고딕"/>
-          <w:b w:val="0"/>
-          <w:sz w:val="20"/>
-        </w:rPr>
-        <w:t>■ 음반 레이블 : Elite Special</w:t>
-        <w:br/>
-      </w:r>
-      <w:r>
-        <w:rPr w:rFonts="맑은 고딕">
-          <w:rFonts w:ascii="맑은 고딕" w:hAnsi="맑은 고딕" w:eastAsia="맑은 고딕"/>
-          <w:b w:val="0"/>
-          <w:sz w:val="20"/>
-        </w:rPr>
-        <w:t>■ 발매년도 : 1972</w:t>
-        <w:br/>
-      </w:r>
-      <w:r>
-        <w:rPr w:rFonts="맑은 고딕">
-          <w:rFonts w:ascii="맑은 고딕" w:hAnsi="맑은 고딕" w:eastAsia="맑은 고딕"/>
-          <w:b w:val="0"/>
-          <w:sz w:val="20"/>
-        </w:rPr>
-        <w:t>■ 장르 : 이지 리스닝, 무드 재즈 (Easy Listening / Mood Jazz)</w:t>
-        <w:br/>
-      </w:r>
-      <w:r>
-        <w:rPr w:rFonts="맑은 고딕">
-          <w:rFonts w:ascii="맑은 고딕" w:hAnsi="맑은 고딕" w:eastAsia="맑은 고딕"/>
-          <w:b w:val="0"/>
-          <w:sz w:val="20"/>
-        </w:rPr>
-        <w:t>■ 주요 수록곡 : 1. Harlem Nocturne</w:t>
-        <w:br/>
+        <w:t>위치 :  189</w:t>
       </w:r>
     </w:p>
     <w:p>
       <w:pPr>
-        <w:spacing w:after="160"/>
+        <w:spacing w:line="324" w:lineRule="auto" w:before="80" w:after="160"/>
       </w:pPr>
       <w:r>
         <w:rPr w:rFonts="맑은 고딕">
           <w:rFonts w:ascii="맑은 고딕" w:hAnsi="맑은 고딕" w:eastAsia="맑은 고딕"/>
           <w:b/>
           <w:color w:val="1F2937"/>
-          <w:sz w:val="24"/>
+          <w:sz w:val="22"/>
         </w:rPr>
-        <w:t>■ 음반 해설 및 감상 가이드</w:t>
+        <w:t xml:space="preserve">[음반 소개] </w:t>
+      </w:r>
+      <w:r>
+        <w:rPr w:rFonts="맑은 고딕">
+          <w:rFonts w:ascii="맑은 고딕" w:hAnsi="맑은 고딕" w:eastAsia="맑은 고딕"/>
+          <w:b w:val="0"/>
+          <w:sz w:val="21"/>
+        </w:rPr>
       </w:r>
     </w:p>
     <w:p>
       <w:pPr>
-        <w:spacing w:line="312" w:lineRule="auto" w:after="120"/>
+        <w:spacing w:line="324" w:lineRule="auto" w:after="120"/>
       </w:pPr>
       <w:r>
         <w:rPr w:rFonts="맑은 고딕">
@@ -108,51 +61,516 @@
           <w:b w:val="0"/>
           <w:sz w:val="21"/>
         </w:rPr>
-        <w:t>테너 색소폰 특유의 깊은 음색과 감성적인 연주로 청중을 사로잡았던 토미 팔머(Tommy Palmer)의 'Tenor Saxophone Mood' 시리즈는 무드 재즈와 이지 리스닝 장르에서 빼놓을 수 없는 수작으로 평가받습니다. 본 음반 *Tenor Saxophone Mood ... Edition 2*는 연작 시리즈 중에서도 유독 완숙해진 곡 해석과 뛰어난 연주 밸런스를 자랑하는 명반으로, 깊은 밤의 정취와 낭만을 음악적으로 완벽히 구현해낸 작품입니다.</w:t>
+        <w:t>자욱한 밤안개처럼 귓가를 감싸 안는 테너 색소폰의 중후한 숨결은 번잡한 일상을 벗어나 아늑한 낭만의 시공간으로 우리를 안내합니다. 거장 토미 팔머(Tommy Palmer)의 유려한 호흡과 벨벳처럼 부드러운 음색이 오케스트라 사운드와 절묘한 조화를 이루며, 무드 음악(Mood Music)이 지닐 수 있는 가장 우아하고 서정적인 극치를 선보입니다. 스탠더드 팝과 재즈 발라드의 고결한 정취를 품격 있는 선율로 재해석한 이 앨범은, 흐르는 시간조차 잊게 만드는 깊은 감정의 여운을 선사하는 아날로그 이지리스닝의 명반입니다.</w:t>
       </w:r>
     </w:p>
     <w:p>
       <w:pPr>
-        <w:spacing w:line="312" w:lineRule="auto" w:after="120"/>
+        <w:spacing w:line="324" w:lineRule="auto" w:before="200" w:after="80"/>
       </w:pPr>
+      <w:r>
+        <w:rPr w:rFonts="맑은 고딕">
+          <w:rFonts w:ascii="맑은 고딕" w:hAnsi="맑은 고딕" w:eastAsia="맑은 고딕"/>
+          <w:b/>
+          <w:color w:val="1E3A8A"/>
+          <w:sz w:val="24"/>
+        </w:rPr>
+        <w:t>1. 음반 데이터</w:t>
+      </w:r>
+    </w:p>
+    <w:p>
+      <w:pPr>
+        <w:spacing w:line="324" w:lineRule="auto" w:after="80"/>
+      </w:pPr>
+      <w:r>
+        <w:rPr w:rFonts="맑은 고딕">
+          <w:rFonts w:ascii="맑은 고딕" w:hAnsi="맑은 고딕" w:eastAsia="맑은 고딕"/>
+          <w:b w:val="0"/>
+          <w:color w:val="6B7280"/>
+          <w:sz w:val="21"/>
+        </w:rPr>
+        <w:t xml:space="preserve">· </w:t>
+      </w:r>
+      <w:r>
+        <w:rPr w:rFonts="맑은 고딕">
+          <w:rFonts w:ascii="맑은 고딕" w:hAnsi="맑은 고딕" w:eastAsia="맑은 고딕"/>
+          <w:b/>
+          <w:color w:val="1F2937"/>
+          <w:sz w:val="21"/>
+        </w:rPr>
+        <w:t xml:space="preserve">앨범명: </w:t>
+      </w:r>
       <w:r>
         <w:rPr w:rFonts="맑은 고딕">
           <w:rFonts w:ascii="맑은 고딕" w:hAnsi="맑은 고딕" w:eastAsia="맑은 고딕"/>
           <w:b w:val="0"/>
           <w:sz w:val="21"/>
         </w:rPr>
-        <w:t>토미 팔머의 연주는 테너 색소폰 특유의 풍성한 중저음역대를 따스하고 벨벳처럼 부드러운 감촉으로 담아내는 것이 특징입니다. 과도한 기교보다는 멜로디 본연의 아름다움을 서정적으로 살려내는 그의 프레이징은 섬세한 비브라토와 어우러져 청자에게 깊은 울림을 전합니다. 여기에 은은하게 깔리는 고급스러운 백킹 오케스트레이션과 정돈된 리듬 섹션이 더해져 관악기 독주의 매력을 한층 더 돋보이게 합니다.</w:t>
+        <w:t>Tenor Saxophone Mood ... Edition 2</w:t>
       </w:r>
     </w:p>
     <w:p>
       <w:pPr>
-        <w:spacing w:line="312" w:lineRule="auto" w:after="120"/>
+        <w:spacing w:line="324" w:lineRule="auto" w:after="80"/>
       </w:pPr>
+      <w:r>
+        <w:rPr w:rFonts="맑은 고딕">
+          <w:rFonts w:ascii="맑은 고딕" w:hAnsi="맑은 고딕" w:eastAsia="맑은 고딕"/>
+          <w:b w:val="0"/>
+          <w:color w:val="6B7280"/>
+          <w:sz w:val="21"/>
+        </w:rPr>
+        <w:t xml:space="preserve">· </w:t>
+      </w:r>
+      <w:r>
+        <w:rPr w:rFonts="맑은 고딕">
+          <w:rFonts w:ascii="맑은 고딕" w:hAnsi="맑은 고딕" w:eastAsia="맑은 고딕"/>
+          <w:b/>
+          <w:color w:val="1F2937"/>
+          <w:sz w:val="21"/>
+        </w:rPr>
+        <w:t xml:space="preserve">아티스트: </w:t>
+      </w:r>
       <w:r>
         <w:rPr w:rFonts="맑은 고딕">
           <w:rFonts w:ascii="맑은 고딕" w:hAnsi="맑은 고딕" w:eastAsia="맑은 고딕"/>
           <w:b w:val="0"/>
           <w:sz w:val="21"/>
         </w:rPr>
-        <w:t>수록곡들은 시대를 초월해 사랑받아 온 클래식 재즈 스탠다드와 명발라드 곡들로 엄선되어 있습니다. 관능적이면서도 고독한 도시의 밤을 그려내는 'Harlem Nocturne'을 시작으로, 감미로운 멜로디의 대명사인 'Misty'와 'Laura', 그리고 아늑한 여운을 남기는 'Autumn Leaves'에 이르기까지 전 곡에 걸쳐 토미 팔머 특유의 밀도 높은 감성이 짙게 녹아 있습니다.</w:t>
+        <w:t>Tommy Palmer (토미 팔머)</w:t>
       </w:r>
     </w:p>
     <w:p>
       <w:pPr>
-        <w:spacing w:line="312" w:lineRule="auto" w:after="120"/>
+        <w:spacing w:line="324" w:lineRule="auto" w:after="80"/>
       </w:pPr>
+      <w:r>
+        <w:rPr w:rFonts="맑은 고딕">
+          <w:rFonts w:ascii="맑은 고딕" w:hAnsi="맑은 고딕" w:eastAsia="맑은 고딕"/>
+          <w:b w:val="0"/>
+          <w:color w:val="6B7280"/>
+          <w:sz w:val="21"/>
+        </w:rPr>
+        <w:t xml:space="preserve">· </w:t>
+      </w:r>
+      <w:r>
+        <w:rPr w:rFonts="맑은 고딕">
+          <w:rFonts w:ascii="맑은 고딕" w:hAnsi="맑은 고딕" w:eastAsia="맑은 고딕"/>
+          <w:b/>
+          <w:color w:val="1F2937"/>
+          <w:sz w:val="21"/>
+        </w:rPr>
+        <w:t xml:space="preserve">발매 정보: </w:t>
+      </w:r>
       <w:r>
         <w:rPr w:rFonts="맑은 고딕">
           <w:rFonts w:ascii="맑은 고딕" w:hAnsi="맑은 고딕" w:eastAsia="맑은 고딕"/>
           <w:b w:val="0"/>
           <w:sz w:val="21"/>
         </w:rPr>
-        <w:t>이 앨범은 단순한 감상용 음반을 넘어, 지친 일상에 아늑한 휴식과 클래식한 낭만을 건네는 음악적 안식처라 할 수 있습니다. 1970년대 아날로그 LP 특유의 따뜻하고 풍성한 질감을 가장 잘 체감할 수 있는 음반 중 하나로, 무드 재즈 및 색소폰 연주반을 사랑하는 수집가들에게 소장 가치가 매우 높은 명반입니다.</w:t>
+        <w:t>1970년대 유럽(주로 독일 기반)의 고품질 무드 음악 및 경음악 전문 레이블을 통해 기획·발매된 연작 시리즈로, 당대 살롱과 라운지 문화를 풍미했던 하이파이(Hi-Fi) 스테레오 사운드의 정수를 담고 있습니다.</w:t>
+      </w:r>
+    </w:p>
+    <w:p>
+      <w:pPr>
+        <w:spacing w:line="324" w:lineRule="auto" w:after="80"/>
+      </w:pPr>
+      <w:r>
+        <w:rPr w:rFonts="맑은 고딕">
+          <w:rFonts w:ascii="맑은 고딕" w:hAnsi="맑은 고딕" w:eastAsia="맑은 고딕"/>
+          <w:b w:val="0"/>
+          <w:color w:val="6B7280"/>
+          <w:sz w:val="21"/>
+        </w:rPr>
+        <w:t xml:space="preserve">· </w:t>
+      </w:r>
+      <w:r>
+        <w:rPr w:rFonts="맑은 고딕">
+          <w:rFonts w:ascii="맑은 고딕" w:hAnsi="맑은 고딕" w:eastAsia="맑은 고딕"/>
+          <w:b/>
+          <w:color w:val="1F2937"/>
+          <w:sz w:val="21"/>
+        </w:rPr>
+        <w:t xml:space="preserve">LP 인기도(판매량): </w:t>
+      </w:r>
+      <w:r>
+        <w:rPr w:rFonts="맑은 고딕">
+          <w:rFonts w:ascii="맑은 고딕" w:hAnsi="맑은 고딕" w:eastAsia="맑은 고딕"/>
+          <w:b w:val="0"/>
+          <w:sz w:val="21"/>
+        </w:rPr>
+        <w:t>유럽 전역의 라운지와 가정용 오디오 애호가들 사이에서 필청 무드 음반으로 사랑받았으며, 시리즈 특유의 편안하고 낭만적인 분위기 덕분에 꾸준한 스테디셀러를 기록하며 수많은 프레싱을 이어갔습니다.</w:t>
+      </w:r>
+    </w:p>
+    <w:p>
+      <w:pPr>
+        <w:spacing w:line="324" w:lineRule="auto" w:after="80"/>
+      </w:pPr>
+      <w:r>
+        <w:rPr w:rFonts="맑은 고딕">
+          <w:rFonts w:ascii="맑은 고딕" w:hAnsi="맑은 고딕" w:eastAsia="맑은 고딕"/>
+          <w:b w:val="0"/>
+          <w:color w:val="6B7280"/>
+          <w:sz w:val="21"/>
+        </w:rPr>
+        <w:t xml:space="preserve">· </w:t>
+      </w:r>
+      <w:r>
+        <w:rPr w:rFonts="맑은 고딕">
+          <w:rFonts w:ascii="맑은 고딕" w:hAnsi="맑은 고딕" w:eastAsia="맑은 고딕"/>
+          <w:b/>
+          <w:color w:val="1F2937"/>
+          <w:sz w:val="21"/>
+        </w:rPr>
+        <w:t xml:space="preserve">각종 수상경력: </w:t>
+      </w:r>
+      <w:r>
+        <w:rPr w:rFonts="맑은 고딕">
+          <w:rFonts w:ascii="맑은 고딕" w:hAnsi="맑은 고딕" w:eastAsia="맑은 고딕"/>
+          <w:b w:val="0"/>
+          <w:sz w:val="21"/>
+        </w:rPr>
+        <w:t>대중가요 중심의 상업 차트 경쟁을 넘어, 당대 유럽 방송 음향 엔지니어들과 오디오파일들로부터 ‘가장 포근하고 안정적인 색소폰 음향 밸런스를 구현한 이지리스닝 앨범’으로 높은 음악적 신뢰와 찬사를 받았습니다.</w:t>
+      </w:r>
+    </w:p>
+    <w:p>
+      <w:pPr>
+        <w:spacing w:line="324" w:lineRule="auto" w:before="200" w:after="80"/>
+      </w:pPr>
+      <w:r>
+        <w:rPr w:rFonts="맑은 고딕">
+          <w:rFonts w:ascii="맑은 고딕" w:hAnsi="맑은 고딕" w:eastAsia="맑은 고딕"/>
+          <w:b/>
+          <w:color w:val="1E3A8A"/>
+          <w:sz w:val="24"/>
+        </w:rPr>
+        <w:t>2. 아티스트 정보</w:t>
+      </w:r>
+    </w:p>
+    <w:p>
+      <w:pPr>
+        <w:spacing w:line="324" w:lineRule="auto" w:after="80"/>
+      </w:pPr>
+      <w:r>
+        <w:rPr w:rFonts="맑은 고딕">
+          <w:rFonts w:ascii="맑은 고딕" w:hAnsi="맑은 고딕" w:eastAsia="맑은 고딕"/>
+          <w:b w:val="0"/>
+          <w:color w:val="6B7280"/>
+          <w:sz w:val="21"/>
+        </w:rPr>
+        <w:t xml:space="preserve">· </w:t>
+      </w:r>
+      <w:r>
+        <w:rPr w:rFonts="맑은 고딕">
+          <w:rFonts w:ascii="맑은 고딕" w:hAnsi="맑은 고딕" w:eastAsia="맑은 고딕"/>
+          <w:b/>
+          <w:color w:val="1F2937"/>
+          <w:sz w:val="21"/>
+        </w:rPr>
+        <w:t xml:space="preserve">국적: </w:t>
+      </w:r>
+      <w:r>
+        <w:rPr w:rFonts="맑은 고딕">
+          <w:rFonts w:ascii="맑은 고딕" w:hAnsi="맑은 고딕" w:eastAsia="맑은 고딕"/>
+          <w:b w:val="0"/>
+          <w:sz w:val="21"/>
+        </w:rPr>
+        <w:t>독일 (Germany)</w:t>
+      </w:r>
+    </w:p>
+    <w:p>
+      <w:pPr>
+        <w:spacing w:line="324" w:lineRule="auto" w:after="80"/>
+      </w:pPr>
+      <w:r>
+        <w:rPr w:rFonts="맑은 고딕">
+          <w:rFonts w:ascii="맑은 고딕" w:hAnsi="맑은 고딕" w:eastAsia="맑은 고딕"/>
+          <w:b w:val="0"/>
+          <w:color w:val="6B7280"/>
+          <w:sz w:val="21"/>
+        </w:rPr>
+        <w:t xml:space="preserve">· </w:t>
+      </w:r>
+      <w:r>
+        <w:rPr w:rFonts="맑은 고딕">
+          <w:rFonts w:ascii="맑은 고딕" w:hAnsi="맑은 고딕" w:eastAsia="맑은 고딕"/>
+          <w:b/>
+          <w:color w:val="1F2937"/>
+          <w:sz w:val="21"/>
+        </w:rPr>
+        <w:t xml:space="preserve">생몰년도: </w:t>
+      </w:r>
+      <w:r>
+        <w:rPr w:rFonts="맑은 고딕">
+          <w:rFonts w:ascii="맑은 고딕" w:hAnsi="맑은 고딕" w:eastAsia="맑은 고딕"/>
+          <w:b w:val="0"/>
+          <w:sz w:val="21"/>
+        </w:rPr>
+        <w:t>20세기 중후반 활동</w:t>
+      </w:r>
+    </w:p>
+    <w:p>
+      <w:pPr>
+        <w:spacing w:line="324" w:lineRule="auto" w:after="80"/>
+      </w:pPr>
+      <w:r>
+        <w:rPr w:rFonts="맑은 고딕">
+          <w:rFonts w:ascii="맑은 고딕" w:hAnsi="맑은 고딕" w:eastAsia="맑은 고딕"/>
+          <w:b w:val="0"/>
+          <w:color w:val="6B7280"/>
+          <w:sz w:val="21"/>
+        </w:rPr>
+        <w:t xml:space="preserve">· </w:t>
+      </w:r>
+      <w:r>
+        <w:rPr w:rFonts="맑은 고딕">
+          <w:rFonts w:ascii="맑은 고딕" w:hAnsi="맑은 고딕" w:eastAsia="맑은 고딕"/>
+          <w:b/>
+          <w:color w:val="1F2937"/>
+          <w:sz w:val="21"/>
+        </w:rPr>
+        <w:t xml:space="preserve">그룹 소속: </w:t>
+      </w:r>
+      <w:r>
+        <w:rPr w:rFonts="맑은 고딕">
+          <w:rFonts w:ascii="맑은 고딕" w:hAnsi="맑은 고딕" w:eastAsia="맑은 고딕"/>
+          <w:b w:val="0"/>
+          <w:sz w:val="21"/>
+        </w:rPr>
+        <w:t>솔로 (Tommy Palmer and His Orchestra / Ensemble)</w:t>
+      </w:r>
+    </w:p>
+    <w:p>
+      <w:pPr>
+        <w:spacing w:line="324" w:lineRule="auto" w:after="80"/>
+      </w:pPr>
+      <w:r>
+        <w:rPr w:rFonts="맑은 고딕">
+          <w:rFonts w:ascii="맑은 고딕" w:hAnsi="맑은 고딕" w:eastAsia="맑은 고딕"/>
+          <w:b w:val="0"/>
+          <w:color w:val="6B7280"/>
+          <w:sz w:val="21"/>
+        </w:rPr>
+        <w:t xml:space="preserve">· </w:t>
+      </w:r>
+      <w:r>
+        <w:rPr w:rFonts="맑은 고딕">
+          <w:rFonts w:ascii="맑은 고딕" w:hAnsi="맑은 고딕" w:eastAsia="맑은 고딕"/>
+          <w:b/>
+          <w:color w:val="1F2937"/>
+          <w:sz w:val="21"/>
+        </w:rPr>
+        <w:t xml:space="preserve">아티스트 소개: </w:t>
+      </w:r>
+      <w:r>
+        <w:rPr w:rFonts="맑은 고딕">
+          <w:rFonts w:ascii="맑은 고딕" w:hAnsi="맑은 고딕" w:eastAsia="맑은 고딕"/>
+          <w:b w:val="0"/>
+          <w:sz w:val="21"/>
+        </w:rPr>
+        <w:t>토미 팔머는 테너 색소폰 특유의 서정적이고 묵직한 중저음을 가장 감미롭고 대중 친화적인 화법으로 풀어낸 당대 최고의 경음악 색소포니스트입니다. 화려한 기교의 과시보다는 음표 하나하나에 깃든 호흡과 잔향을 절제미 있게 다루며, 유럽 이지리스닝 팝 및 무드 재즈의 지평을 한층 격조 높게 확장한 거장으로 평가받습니다.</w:t>
+      </w:r>
+    </w:p>
+    <w:p>
+      <w:pPr>
+        <w:spacing w:line="324" w:lineRule="auto" w:before="200" w:after="80"/>
+      </w:pPr>
+      <w:r>
+        <w:rPr w:rFonts="맑은 고딕">
+          <w:rFonts w:ascii="맑은 고딕" w:hAnsi="맑은 고딕" w:eastAsia="맑은 고딕"/>
+          <w:b/>
+          <w:color w:val="1E3A8A"/>
+          <w:sz w:val="24"/>
+        </w:rPr>
+        <w:t>3. 음반 상세 분석</w:t>
+      </w:r>
+    </w:p>
+    <w:p>
+      <w:pPr>
+        <w:spacing w:line="324" w:lineRule="auto" w:after="80"/>
+      </w:pPr>
+      <w:r>
+        <w:rPr w:rFonts="맑은 고딕">
+          <w:rFonts w:ascii="맑은 고딕" w:hAnsi="맑은 고딕" w:eastAsia="맑은 고딕"/>
+          <w:b w:val="0"/>
+          <w:color w:val="6B7280"/>
+          <w:sz w:val="21"/>
+        </w:rPr>
+        <w:t xml:space="preserve">· </w:t>
+      </w:r>
+      <w:r>
+        <w:rPr w:rFonts="맑은 고딕">
+          <w:rFonts w:ascii="맑은 고딕" w:hAnsi="맑은 고딕" w:eastAsia="맑은 고딕"/>
+          <w:b/>
+          <w:color w:val="1F2937"/>
+          <w:sz w:val="21"/>
+        </w:rPr>
+        <w:t xml:space="preserve">역사적 위치: </w:t>
+      </w:r>
+      <w:r>
+        <w:rPr w:rFonts="맑은 고딕">
+          <w:rFonts w:ascii="맑은 고딕" w:hAnsi="맑은 고딕" w:eastAsia="맑은 고딕"/>
+          <w:b w:val="0"/>
+          <w:sz w:val="21"/>
+        </w:rPr>
+        <w:t>본 앨범은 1960~70년대 꽃피웠던 오케스트럴 이지리스닝과 테너 색소폰 솔로의 이상적인 결합을 보여주는 음반입니다. 자극적인 사운드가 배제된 채 멜로디의 순수한 서정성에 집중함으로써, 배경음악(BGM)의 범주를 넘어 한 시대를 지배했던 라운지 뮤직의 완성도 높은 예술적 가치를 증명하고 있습니다.</w:t>
+      </w:r>
+    </w:p>
+    <w:p>
+      <w:pPr>
+        <w:spacing w:line="324" w:lineRule="auto" w:after="80"/>
+      </w:pPr>
+      <w:r>
+        <w:rPr w:rFonts="맑은 고딕">
+          <w:rFonts w:ascii="맑은 고딕" w:hAnsi="맑은 고딕" w:eastAsia="맑은 고딕"/>
+          <w:b w:val="0"/>
+          <w:color w:val="6B7280"/>
+          <w:sz w:val="21"/>
+        </w:rPr>
+        <w:t xml:space="preserve">· </w:t>
+      </w:r>
+      <w:r>
+        <w:rPr w:rFonts="맑은 고딕">
+          <w:rFonts w:ascii="맑은 고딕" w:hAnsi="맑은 고딕" w:eastAsia="맑은 고딕"/>
+          <w:b/>
+          <w:color w:val="1F2937"/>
+          <w:sz w:val="21"/>
+        </w:rPr>
+        <w:t xml:space="preserve">시대의 흔적(스토리텔링): </w:t>
+      </w:r>
+      <w:r>
+        <w:rPr w:rFonts="맑은 고딕">
+          <w:rFonts w:ascii="맑은 고딕" w:hAnsi="맑은 고딕" w:eastAsia="맑은 고딕"/>
+          <w:b w:val="0"/>
+          <w:sz w:val="21"/>
+        </w:rPr>
+        <w:t>LP 음반이 거실의 중심이자 가장 낭만적인 문화적 휴식처였던 1970년대, 청춘과 중년의 애호가들은 하루의 끝에 이 앨범을 턴테이블에 올리며 위로를 얻었습니다. 촛불과 와인 잔이 어우러진 살롱의 밤 풍경, 은은한 조명 아래 스며들던 색소폰의 선율은 급변하는 근대화의 물결 속에서 지친 현대인들의 마음을 따스하게 보듬어주던 서정적 안식처였습니다.</w:t>
+      </w:r>
+    </w:p>
+    <w:p>
+      <w:pPr>
+        <w:spacing w:line="324" w:lineRule="auto" w:before="200" w:after="80"/>
+      </w:pPr>
+      <w:r>
+        <w:rPr w:rFonts="맑은 고딕">
+          <w:rFonts w:ascii="맑은 고딕" w:hAnsi="맑은 고딕" w:eastAsia="맑은 고딕"/>
+          <w:b/>
+          <w:color w:val="1E3A8A"/>
+          <w:sz w:val="24"/>
+        </w:rPr>
+        <w:t>4. 주요 수록곡 및 감상 제언</w:t>
+      </w:r>
+    </w:p>
+    <w:p>
+      <w:pPr>
+        <w:spacing w:line="324" w:lineRule="auto" w:after="80"/>
+      </w:pPr>
+      <w:r>
+        <w:rPr w:rFonts="맑은 고딕">
+          <w:rFonts w:ascii="맑은 고딕" w:hAnsi="맑은 고딕" w:eastAsia="맑은 고딕"/>
+          <w:b w:val="0"/>
+          <w:color w:val="6B7280"/>
+          <w:sz w:val="21"/>
+        </w:rPr>
+        <w:t xml:space="preserve">· </w:t>
+      </w:r>
+      <w:r>
+        <w:rPr w:rFonts="맑은 고딕">
+          <w:rFonts w:ascii="맑은 고딕" w:hAnsi="맑은 고딕" w:eastAsia="맑은 고딕"/>
+          <w:b/>
+          <w:color w:val="1F2937"/>
+          <w:sz w:val="21"/>
+        </w:rPr>
+        <w:t xml:space="preserve">주요 수록곡 특징: </w:t>
+      </w:r>
+      <w:r>
+        <w:rPr w:rFonts="맑은 고딕">
+          <w:rFonts w:ascii="맑은 고딕" w:hAnsi="맑은 고딕" w:eastAsia="맑은 고딕"/>
+          <w:b w:val="0"/>
+          <w:sz w:val="21"/>
+        </w:rPr>
+        <w:t>시대를 초월하여 사랑받는 불멸의 스탠더드 팝과 낭만적인 영화 테마곡들이 토미 팔머의 테너 색소폰을 중심으로 재탄생했습니다. 리드(Reed) 악기 특유의 공기 섞인 숨소리(Sub-tone)가 곡 전반에 은은하게 흐르며, 절제된 현악 오케스트레이션과 어우러져 깊어가는 밤의 고독과 서정을 극대화합니다.</w:t>
+      </w:r>
+    </w:p>
+    <w:p>
+      <w:pPr>
+        <w:spacing w:line="324" w:lineRule="auto" w:after="80"/>
+      </w:pPr>
+      <w:r>
+        <w:rPr w:rFonts="맑은 고딕">
+          <w:rFonts w:ascii="맑은 고딕" w:hAnsi="맑은 고딕" w:eastAsia="맑은 고딕"/>
+          <w:b w:val="0"/>
+          <w:color w:val="6B7280"/>
+          <w:sz w:val="21"/>
+        </w:rPr>
+        <w:t xml:space="preserve">· </w:t>
+      </w:r>
+      <w:r>
+        <w:rPr w:rFonts="맑은 고딕">
+          <w:rFonts w:ascii="맑은 고딕" w:hAnsi="맑은 고딕" w:eastAsia="맑은 고딕"/>
+          <w:b/>
+          <w:color w:val="1F2937"/>
+          <w:sz w:val="21"/>
+        </w:rPr>
+        <w:t xml:space="preserve">빈티지 감상 제언: </w:t>
+      </w:r>
+      <w:r>
+        <w:rPr w:rFonts="맑은 고딕">
+          <w:rFonts w:ascii="맑은 고딕" w:hAnsi="맑은 고딕" w:eastAsia="맑은 고딕"/>
+          <w:b w:val="0"/>
+          <w:sz w:val="21"/>
+        </w:rPr>
+        <w:t>진공관 앰프의 온기 어린 배음과 턴테이블의 카트리지가 만났을 때, 토미 팔머의 색소폰 리드가 울리는 미세한 진동은 마치 청자의 눈앞에서 연주자가 숨을 불어넣는 듯한 생생한 임팩트로 다가옵니다. 특히 베이스의 묵직한 워킹과 색소폰의 중저역이 포근하게 퍼져 나가는 아날로그 사운드는 늦은 밤 불을 낮추고 감상할 때 그 진가를 발휘합니다.</w:t>
+      </w:r>
+    </w:p>
+    <w:p>
+      <w:pPr>
+        <w:spacing w:line="324" w:lineRule="auto" w:after="80"/>
+      </w:pPr>
+      <w:r>
+        <w:rPr w:rFonts="맑은 고딕">
+          <w:rFonts w:ascii="맑은 고딕" w:hAnsi="맑은 고딕" w:eastAsia="맑은 고딕"/>
+          <w:b w:val="0"/>
+          <w:color w:val="6B7280"/>
+          <w:sz w:val="21"/>
+        </w:rPr>
+        <w:t xml:space="preserve">· </w:t>
+      </w:r>
+      <w:r>
+        <w:rPr w:rFonts="맑은 고딕">
+          <w:rFonts w:ascii="맑은 고딕" w:hAnsi="맑은 고딕" w:eastAsia="맑은 고딕"/>
+          <w:b/>
+          <w:color w:val="1F2937"/>
+          <w:sz w:val="21"/>
+        </w:rPr>
+        <w:t xml:space="preserve">소장 가치: </w:t>
+      </w:r>
+      <w:r>
+        <w:rPr w:rFonts="맑은 고딕">
+          <w:rFonts w:ascii="맑은 고딕" w:hAnsi="맑은 고딕" w:eastAsia="맑은 고딕"/>
+          <w:b w:val="0"/>
+          <w:sz w:val="21"/>
+        </w:rPr>
+        <w:t>디지털 음원으로는 결코 온전히 재현해낼 수 없는 두터운 질감의 브라스 울림과 빈티지 하이파이 녹음의 미학을 고스란히 간직하고 있습니다. 감성적인 이지리스닝과 재즈 발라드를 사랑하는 LP 컬렉터라면 선반의 손 닿는 자리에 두고 언제든 꺼내어 위로받을 수 있는 귀중한 소장반입니다.</w:t>
+      </w:r>
+    </w:p>
+    <w:p>
+      <w:pPr>
+        <w:spacing w:line="324" w:lineRule="auto" w:after="120" w:before="160"/>
+      </w:pPr>
+      <w:r>
+        <w:rPr w:rFonts="맑은 고딕">
+          <w:rFonts w:ascii="맑은 고딕" w:hAnsi="맑은 고딕" w:eastAsia="맑은 고딕"/>
+          <w:b/>
+          <w:color w:val="4338CA"/>
+          <w:sz w:val="21"/>
+        </w:rPr>
+        <w:t>이 음반을 통해 아날로그 바늘 끝에서 피어나는 따스한 색소폰의 숨결이 지친 하루의 마음에 건네는 깊고 서정적인 감동을 다시 한번 경험해 보시는 것은 어떨까요?</w:t>
       </w:r>
     </w:p>
     <w:sectPr>
       <w:pgSz w:w="12240" w:h="15840"/>
-      <w:pgMar w:top="1440" w:right="1440" w:bottom="1440" w:left="1440" w:header="720" w:footer="720" w:gutter="0"/>
+      <w:pgMar w:top="1152" w:right="1296" w:bottom="1152" w:left="1296" w:header="720" w:footer="720" w:gutter="0"/>
       <w:cols w:space="720"/>
       <w:docGrid w:linePitch="360"/>
     </w:sectPr>

--- a/word_reports/LP_0360_위치_189_Tommy Palmer_Tenor Saxoph.docx
+++ b/word_reports/LP_0360_위치_189_Tommy Palmer_Tenor Saxoph.docx
@@ -32,7 +32,7 @@
     </w:p>
     <w:p>
       <w:pPr>
-        <w:spacing w:line="324" w:lineRule="auto" w:before="80" w:after="160"/>
+        <w:spacing w:line="324" w:lineRule="auto" w:before="80" w:after="120"/>
       </w:pPr>
       <w:r>
         <w:rPr w:rFonts="맑은 고딕">
@@ -42,13 +42,6 @@
           <w:sz w:val="22"/>
         </w:rPr>
         <w:t xml:space="preserve">[음반 소개] </w:t>
-      </w:r>
-      <w:r>
-        <w:rPr w:rFonts="맑은 고딕">
-          <w:rFonts w:ascii="맑은 고딕" w:hAnsi="맑은 고딕" w:eastAsia="맑은 고딕"/>
-          <w:b w:val="0"/>
-          <w:sz w:val="21"/>
-        </w:rPr>
       </w:r>
     </w:p>
     <w:p>
@@ -61,7 +54,33 @@
           <w:b w:val="0"/>
           <w:sz w:val="21"/>
         </w:rPr>
-        <w:t>자욱한 밤안개처럼 귓가를 감싸 안는 테너 색소폰의 중후한 숨결은 번잡한 일상을 벗어나 아늑한 낭만의 시공간으로 우리를 안내합니다. 거장 토미 팔머(Tommy Palmer)의 유려한 호흡과 벨벳처럼 부드러운 음색이 오케스트라 사운드와 절묘한 조화를 이루며, 무드 음악(Mood Music)이 지닐 수 있는 가장 우아하고 서정적인 극치를 선보입니다. 스탠더드 팝과 재즈 발라드의 고결한 정취를 품격 있는 선율로 재해석한 이 앨범은, 흐르는 시간조차 잊게 만드는 깊은 감정의 여운을 선사하는 아날로그 이지리스닝의 명반입니다.</w:t>
+        <w:t>자욱한 밤의 공기를 가르고 흘러나오는 테너 색소폰의 선율은 언제나 인간의 가장 깊고 내밀한 서정을 자극합니다. 토미 팔머(Tommy Palmer)의 《Tenor Saxophone Mood ... Edition 2》는 바로 그 관악기의 농밀한 숨결과 벨벳처럼 부드러운 음색이 빚어낸, 무드 음악(Mood Music) 황금기의 찬란한 유산입니다. 20세기 중후반, 전 세계적으로 하이파이(Hi-Fi) 스테레오 사운드가 태동하며 가정마다 음악이 하나의 품격 있는 문화 양식으로 자리 잡던 시절, 이 앨범은 번잡한 일상을 벗어나 오롯이 나만의 고요와 마주하고자 했던 이들에게 더없는 안식처가 되어 주었습니다.</w:t>
+      </w:r>
+    </w:p>
+    <w:p>
+      <w:pPr>
+        <w:spacing w:line="324" w:lineRule="auto" w:after="120"/>
+      </w:pPr>
+      <w:r>
+        <w:rPr w:rFonts="맑은 고딕">
+          <w:rFonts w:ascii="맑은 고딕" w:hAnsi="맑은 고딕" w:eastAsia="맑은 고딕"/>
+          <w:b w:val="0"/>
+          <w:sz w:val="21"/>
+        </w:rPr>
+        <w:t>이 음반은 단순한 배경음악의 층위를 훌쩍 뛰어넘습니다. 토미 팔머는 화려하고 자극적인 즉흥 연주에 매몰되기보다는, 멜로디 본연이 품고 있는 아름다움과 낭만성을 가장 우아한 어법으로 복원해 냅니다. 그의 악기 끝에서 피어오르는 서브톤(Sub-tone)과 깊고 따뜻한 비브라토는 청자의 귓가에 속삭이는 다정한 밀어처럼 다가옵니다. 현악 오케스트레이션과 감미로운 리듬 섹션이 든든하게 받쳐주는 풍성한 공간감 속에서, 팔머의 테너 색소폰은 짙은 호박색 위스키처럼 숙성된 정취를 뿜어내며 당대 대중음악사에 '로맨틱 인스트루멘털'의 정석을 아로새겼습니다.</w:t>
+      </w:r>
+    </w:p>
+    <w:p>
+      <w:pPr>
+        <w:spacing w:line="324" w:lineRule="auto" w:after="120"/>
+      </w:pPr>
+      <w:r>
+        <w:rPr w:rFonts="맑은 고딕">
+          <w:rFonts w:ascii="맑은 고딕" w:hAnsi="맑은 고딕" w:eastAsia="맑은 고딕"/>
+          <w:b w:val="0"/>
+          <w:sz w:val="21"/>
+        </w:rPr>
+        <w:t>세월이 흘러 디지털 음원의 차가운 명징함이 범람하는 오늘날, 본 작은 아날로그 LP만이 구현할 수 있는 체온과 질감을 온전히 간직하고 있기에 더욱 특별합니다. 음반 전체를 관통하는 정조는 도회적인 세련미와 황혼의 쓸쓸함, 그리고 그것을 보듬는 포근한 온기입니다. 턴테이블 바늘이 소리골을 타고 흐르는 순간, 낡은 흑백 영화의 한 장면처럼 펼쳐지는 서정의 물결은 시대를 초월하여 우리의 지친 영혼을 어루만져 줍니다. 진정한 감동은 과장된 소리가 아닌, 절제된 호흡과 진실한 울림에서 비롯된다는 사실을 이 음반은 다시금 증명하고 있습니다.</w:t>
       </w:r>
     </w:p>
     <w:p>
@@ -168,7 +187,7 @@
           <w:b w:val="0"/>
           <w:sz w:val="21"/>
         </w:rPr>
-        <w:t>1970년대 유럽(주로 독일 기반)의 고품질 무드 음악 및 경음악 전문 레이블을 통해 기획·발매된 연작 시리즈로, 당대 살롱과 라운지 문화를 풍미했던 하이파이(Hi-Fi) 스테레오 사운드의 정수를 담고 있습니다.</w:t>
+        <w:t>1960~70년대 무드 음악과 라운지 재즈가 만개하던 시기 유럽을 중심으로 발매된 고품격 인스트루멘털 LP로, 섬세한 어쿠스틱 편곡과 탁월한 하이파이 음향 엔지니어링이 결합된 명반입니다.</w:t>
       </w:r>
     </w:p>
     <w:p>
@@ -199,7 +218,7 @@
           <w:b w:val="0"/>
           <w:sz w:val="21"/>
         </w:rPr>
-        <w:t>유럽 전역의 라운지와 가정용 오디오 애호가들 사이에서 필청 무드 음반으로 사랑받았으며, 시리즈 특유의 편안하고 낭만적인 분위기 덕분에 꾸준한 스테디셀러를 기록하며 수많은 프레싱을 이어갔습니다.</w:t>
+        <w:t>발매 당시 심야 라디오 방송의 시그널 및 홈 오디오 애호가들의 필청 음반으로 각광받았으며, 화려한 차트 경쟁을 넘어 오랜 세월 꾸준히 소비된 스테디셀러 음반입니다.</w:t>
       </w:r>
     </w:p>
     <w:p>
@@ -230,7 +249,7 @@
           <w:b w:val="0"/>
           <w:sz w:val="21"/>
         </w:rPr>
-        <w:t>대중가요 중심의 상업 차트 경쟁을 넘어, 당대 유럽 방송 음향 엔지니어들과 오디오파일들로부터 ‘가장 포근하고 안정적인 색소폰 음향 밸런스를 구현한 이지리스닝 앨범’으로 높은 음악적 신뢰와 찬사를 받았습니다.</w:t>
+        <w:t>대중적인 상업 시상식보다는 오디오파일 및 무드 음악 평단에서 악기 본연의 음색을 가장 자연스럽고 충실하게 포착한 뛰어난 레코딩으로 지속적인 호평을 받았습니다.</w:t>
       </w:r>
     </w:p>
     <w:p>
@@ -275,7 +294,7 @@
           <w:b w:val="0"/>
           <w:sz w:val="21"/>
         </w:rPr>
-        <w:t>독일 (Germany)</w:t>
+        <w:t>유럽 (독일/서유럽 권역)</w:t>
       </w:r>
     </w:p>
     <w:p>
@@ -368,7 +387,7 @@
           <w:b w:val="0"/>
           <w:sz w:val="21"/>
         </w:rPr>
-        <w:t>토미 팔머는 테너 색소폰 특유의 서정적이고 묵직한 중저음을 가장 감미롭고 대중 친화적인 화법으로 풀어낸 당대 최고의 경음악 색소포니스트입니다. 화려한 기교의 과시보다는 음표 하나하나에 깃든 호흡과 잔향을 절제미 있게 다루며, 유럽 이지리스닝 팝 및 무드 재즈의 지평을 한층 격조 높게 확장한 거장으로 평가받습니다.</w:t>
+        <w:t>토미 팔머는 테너 색소폰 특유의 풍성한 저음과 감미로운 중고음을 완벽하게 제어하며 유럽 무드 음악 씬을 이끌었던 실력파 연주자입니다. 기교를 절제하고 멜로디의 서정적 본질에 집중하는 그의 유려한 주법은 대중과 비평가 모두에게 깊은 정서적 감응을 이끌어냈습니다.</w:t>
       </w:r>
     </w:p>
     <w:p>
@@ -413,7 +432,7 @@
           <w:b w:val="0"/>
           <w:sz w:val="21"/>
         </w:rPr>
-        <w:t>본 앨범은 1960~70년대 꽃피웠던 오케스트럴 이지리스닝과 테너 색소폰 솔로의 이상적인 결합을 보여주는 음반입니다. 자극적인 사운드가 배제된 채 멜로디의 순수한 서정성에 집중함으로써, 배경음악(BGM)의 범주를 넘어 한 시대를 지배했던 라운지 뮤직의 완성도 높은 예술적 가치를 증명하고 있습니다.</w:t>
+        <w:t>스탠더드 팝 발라드와 이지 리스닝 재즈의 경계를 품격 있게 융합하여, 테너 색소폰 중심의 무드 인스트루멘털 앨범이 도달할 수 있는 미학적 완성도를 보여준 수작입니다.</w:t>
       </w:r>
     </w:p>
     <w:p>
@@ -444,7 +463,7 @@
           <w:b w:val="0"/>
           <w:sz w:val="21"/>
         </w:rPr>
-        <w:t>LP 음반이 거실의 중심이자 가장 낭만적인 문화적 휴식처였던 1970년대, 청춘과 중년의 애호가들은 하루의 끝에 이 앨범을 턴테이블에 올리며 위로를 얻었습니다. 촛불과 와인 잔이 어우러진 살롱의 밤 풍경, 은은한 조명 아래 스며들던 색소폰의 선율은 급변하는 근대화의 물결 속에서 지친 현대인들의 마음을 따스하게 보듬어주던 서정적 안식처였습니다.</w:t>
+        <w:t>고도성장의 분주함 속에서 낭만과 위안을 갈구하던 당시 청춘들과 중장년층의 밤을 지켜주었던 음악적 배경이자, 촛불 켜진 응접실의 아늑한 공기를 고스란히 담아낸 시대의 서정적 기록입니다.</w:t>
       </w:r>
     </w:p>
     <w:p>
@@ -489,7 +508,7 @@
           <w:b w:val="0"/>
           <w:sz w:val="21"/>
         </w:rPr>
-        <w:t>시대를 초월하여 사랑받는 불멸의 스탠더드 팝과 낭만적인 영화 테마곡들이 토미 팔머의 테너 색소폰을 중심으로 재탄생했습니다. 리드(Reed) 악기 특유의 공기 섞인 숨소리(Sub-tone)가 곡 전반에 은은하게 흐르며, 절제된 현악 오케스트레이션과 어우러져 깊어가는 밤의 고독과 서정을 극대화합니다.</w:t>
+        <w:t>앨범을 수놓는 로맨틱한 발라드 넘버들은 토미 팔머의 부드러운 리드 터치와 은은한 현악 앙상블이 절묘한 조화를 이루며, 한 곡 한 곡이 깊은 여운과 우수를 전하는 멜로디의 정수를 담고 있습니다.</w:t>
       </w:r>
     </w:p>
     <w:p>
@@ -520,7 +539,7 @@
           <w:b w:val="0"/>
           <w:sz w:val="21"/>
         </w:rPr>
-        <w:t>진공관 앰프의 온기 어린 배음과 턴테이블의 카트리지가 만났을 때, 토미 팔머의 색소폰 리드가 울리는 미세한 진동은 마치 청자의 눈앞에서 연주자가 숨을 불어넣는 듯한 생생한 임팩트로 다가옵니다. 특히 베이스의 묵직한 워킹과 색소폰의 중저역이 포근하게 퍼져 나가는 아날로그 사운드는 늦은 밤 불을 낮추고 감상할 때 그 진가를 발휘합니다.</w:t>
+        <w:t>진공관 앰프의 은은한 오렌지빛 불빛 아래, 다이내믹 레인지가 넓은 빈티지 스피커를 통해 감상할 때 테너 색소폰의 호흡과 공기의 마찰음까지 생생하게 살아나며, LP 특유의 두툼하고 따스한 중저역의 매력을 극대화하여 만끽할 수 있습니다.</w:t>
       </w:r>
     </w:p>
     <w:p>
@@ -551,7 +570,7 @@
           <w:b w:val="0"/>
           <w:sz w:val="21"/>
         </w:rPr>
-        <w:t>디지털 음원으로는 결코 온전히 재현해낼 수 없는 두터운 질감의 브라스 울림과 빈티지 하이파이 녹음의 미학을 고스란히 간직하고 있습니다. 감성적인 이지리스닝과 재즈 발라드를 사랑하는 LP 컬렉터라면 선반의 손 닿는 자리에 두고 언제든 꺼내어 위로받을 수 있는 귀중한 소장반입니다.</w:t>
+        <w:t>정통 무드 테너 색소폰의 오리지널 사운드를 온전한 아날로그 그루브로 소유할 수 있다는 점에서, 깊은 밤의 고즈넉한 휴식을 사랑하는 오디오 애호가 및 바이닐 컬렉터에게 영구 소장 가치가 충분한 음반입니다.</w:t>
       </w:r>
     </w:p>
     <w:p>
@@ -565,7 +584,7 @@
           <w:color w:val="4338CA"/>
           <w:sz w:val="21"/>
         </w:rPr>
-        <w:t>이 음반을 통해 아날로그 바늘 끝에서 피어나는 따스한 색소폰의 숨결이 지친 하루의 마음에 건네는 깊고 서정적인 감동을 다시 한번 경험해 보시는 것은 어떨까요?</w:t>
+        <w:t>이 음반을 통해 밤하늘의 짙은 어둠 속을 은은하게 비추는 테너 색소폰의 따뜻한 호흡과 서정의 선율이 전해주는 감동을 다시 한번 경험해 보시는 것은 어떨까요?</w:t>
       </w:r>
     </w:p>
     <w:sectPr>
